--- a/periodontitis-ad-pg-review/periodontitis-ad-pg-review.docx
+++ b/periodontitis-ad-pg-review/periodontitis-ad-pg-review.docx
@@ -679,7 +679,7 @@
         <w:fldChar w:fldCharType="begin"/>
       </w:r>
       <w:r>
-        <w:instrText xml:space="preserve"> ADDIN ZOTERO_ITEM CSL_CITATION {"citationID":"cCnkiCite002","properties":{"formattedCitation":"[3,4]","plainCitation":"[3,4]","noteIndex":0},"citationItems":[{"id":"kamer2008","uris":[],"itemData":{"id":"kamer2008","type":"article-journal","title":"Inflammation and Alzheimer's disease: possible role of periodontal diseases","author":[{"family":"KAMER","given":"Angela R."},{"family":"CRAIG","given":"Ronald G."},{"family":"DASANAYAKE","given":"Ananda P."}],"container-title":"Alzheimer's &amp; Dementia","issued":{"date-parts":[[2008]]},"volume":"4","issue":"4","page":"242--250","DOI":"10.1016/j.jalz.2007.08.004"}},{"id":"singhrao2014","uris":[],"itemData":{"id":"singhrao2014","type":"article-journal","title":"Porphyromonas gingivalis Periodontal Infection and Its Putative Links to Alzheimer's Disease","author":[{"family":"SINGHRAO","given":"StJohn K."},{"family":"HARDING","given":"Alice"},{"family":"POOLE","given":"Sim"}],"container-title":"Mediators of Inflammation","issued":{"date-parts":[[2014]]},"volume":"2014","page":"503527","DOI":"10.1155/2014/503527"}}],"schema":"https://github.com/citation-style-language/schema/raw/master/csl-citation.json"} </w:instrText>
+        <w:instrText xml:space="preserve"> ADDIN ZOTERO_ITEM CSL_CITATION {"citationID":"cCnkiCite002","properties":{"formattedCitation":"[3,4]","plainCitation":"[3,4]","noteIndex":0},"citationItems":[{"id":"poole2013","uris":[],"itemData":{"id":"poole2013","type":"article-journal","title":"Determining the presence of periodontopathic virulence factors in short-term postmortem Alzheimer's disease brain tissue","author":[{"family":"POOLE","given":"Sim K."},{"family":"SINGHRAO","given":"StJohn K."},{"family":"KESAVALU","given":"Lakshmyya"}],"container-title":"Journal of Alzheimer's Disease","issued":{"date-parts":[[2013]]},"volume":"36","issue":"4","page":"665--677","DOI":"10.3233/JAD-121918"}},{"id":"kamer2008","uris":[],"itemData":{"id":"kamer2008","type":"article-journal","title":"Inflammation and Alzheimer's disease: possible role of periodontal diseases","author":[{"family":"KAMER","given":"Angela R."},{"family":"CRAIG","given":"Ronald G."},{"family":"DASANAYAKE","given":"Ananda P."}],"container-title":"Alzheimer's &amp; Dementia","issued":{"date-parts":[[2008]]},"volume":"4","issue":"4","page":"242--250","DOI":"10.1016/j.jalz.2007.08.004"}}],"schema":"https://github.com/citation-style-language/schema/raw/master/csl-citation.json"} </w:instrText>
       </w:r>
       <w:r>
         <w:fldChar w:fldCharType="separate"/>
@@ -712,7 +712,7 @@
         <w:fldChar w:fldCharType="begin"/>
       </w:r>
       <w:r>
-        <w:instrText xml:space="preserve"> ADDIN ZOTERO_ITEM CSL_CITATION {"citationID":"cCnkiCite003","properties":{"formattedCitation":"[5]","plainCitation":"[5]","noteIndex":0},"citationItems":[{"id":"menghuanxin2020","uris":[],"itemData":{"id":"menghuanxin2020","type":"book","title":"牙周病学","author":[{"family":"孟焕新"}],"issued":{"date-parts":[[2020]]},"page":"120--135","publisher":"人民卫生出版社","publisher-place":"北京"}}],"schema":"https://github.com/citation-style-language/schema/raw/master/csl-citation.json"} </w:instrText>
+        <w:instrText xml:space="preserve"> ADDIN ZOTERO_ITEM CSL_CITATION {"citationID":"cCnkiCite003","properties":{"formattedCitation":"[5]","plainCitation":"[5]","noteIndex":0},"citationItems":[{"id":"olsen2015","uris":[],"itemData":{"id":"olsen2015","type":"article-journal","title":"Can Porphyromonas gingivalis invade the brain in Alzheimer's disease?","author":[{"family":"OLSEN","given":"Ingar"},{"family":"SINGHRAO","given":"StJohn K."}],"container-title":"Journal of Oral Microbiology","issued":{"date-parts":[[2015]]},"volume":"7","issue":"1","page":"29930","DOI":"10.3402/jom.v7.29930"}}],"schema":"https://github.com/citation-style-language/schema/raw/master/csl-citation.json"} </w:instrText>
       </w:r>
       <w:r>
         <w:fldChar w:fldCharType="separate"/>
@@ -767,7 +767,7 @@
         <w:fldChar w:fldCharType="begin"/>
       </w:r>
       <w:r>
-        <w:instrText xml:space="preserve"> ADDIN ZOTERO_ITEM CSL_CITATION {"citationID":"cCnkiCite004","properties":{"formattedCitation":"[6,7]","plainCitation":"[6,7]","noteIndex":0},"citationItems":[{"id":"pan2021","uris":[],"itemData":{"id":"pan2021","type":"article-journal","title":"牙周炎与阿尔茨海默病相关性研究进展","author":[{"family":"潘春玲"},{"family":"束蓉"}],"container-title":"中华口腔医学杂志","issued":{"date-parts":[[2021]]},"volume":"56","issue":"4","page":"405--410","DOI":"10.3760/cma.j.cn112144-20201026-00539"}},{"id":"liyihan2018","uris":[],"itemData":{"id":"liyihan2018","type":"article-journal","title":"牙周病与阿尔茨海默症的关系","author":[{"family":"李一涵"},{"family":"潘兰兰"}],"container-title":"国际口腔医学杂志","issued":{"date-parts":[[2018]]},"volume":"45","issue":"3","page":"335--339","DOI":"10.7518/gjkq.2018.03.017"}}],"schema":"https://github.com/citation-style-language/schema/raw/master/csl-citation.json"} </w:instrText>
+        <w:instrText xml:space="preserve"> ADDIN ZOTERO_ITEM CSL_CITATION {"citationID":"cCnkiCite004","properties":{"formattedCitation":"[6,7]","plainCitation":"[6,7]","noteIndex":0},"citationItems":[{"id":"ilievski2018","uris":[],"itemData":{"id":"ilievski2018","type":"article-journal","title":"Chronic oral application of a periodontal pathogen results in brain inflammation, neurodegeneration and amyloid beta production in wild type mice","author":[{"family":"ILIEVSKI","given":"Vladimir"},{"family":"ZUCHOWSKA","given":"Paulina K."},{"family":"GREEN","given":"Stefan J."}],"container-title":"PLoS ONE","issued":{"date-parts":[[2018]]},"volume":"13","issue":"10","page":"e0204941","DOI":"10.1371/journal.pone.0204941"}},{"id":"chen2017","uris":[],"itemData":{"id":"chen2017","type":"article-journal","title":"Association between chronic periodontitis and the risk of Alzheimer's disease: a retrospective, population-based, 10-year follow-up study","author":[{"family":"CHEN","given":"Chun-Kuang"},{"family":"WU","given":"Ying-Ting"},{"family":"CHANG","given":"Yu-Chao"}],"container-title":"Neuroepidemiology","issued":{"date-parts":[[2017]]},"volume":"49","issue":"1-2","page":"30--38","DOI":"10.1159/000479975"}}],"schema":"https://github.com/citation-style-language/schema/raw/master/csl-citation.json"} </w:instrText>
       </w:r>
       <w:r>
         <w:fldChar w:fldCharType="separate"/>
@@ -840,7 +840,7 @@
         <w:fldChar w:fldCharType="begin"/>
       </w:r>
       <w:r>
-        <w:instrText xml:space="preserve"> ADDIN ZOTERO_ITEM CSL_CITATION {"citationID":"cCnkiCite005","properties":{"formattedCitation":"[8]","plainCitation":"[8]","noteIndex":0},"citationItems":[{"id":"chen2017","uris":[],"itemData":{"id":"chen2017","type":"article-journal","title":"Association between chronic periodontitis and the risk of Alzheimer's disease: a retrospective, population-based, 10-year follow-up study","author":[{"family":"CHEN","given":"Chun-Kuang"},{"family":"WU","given":"Ying-Ting"},{"family":"CHANG","given":"Yu-Chao"}],"container-title":"Neuroepidemiology","issued":{"date-parts":[[2017]]},"volume":"49","issue":"1-2","page":"30--38","DOI":"10.1159/000479975"}}],"schema":"https://github.com/citation-style-language/schema/raw/master/csl-citation.json"} </w:instrText>
+        <w:instrText xml:space="preserve"> ADDIN ZOTERO_ITEM CSL_CITATION {"citationID":"cCnkiCite005","properties":{"formattedCitation":"[8]","plainCitation":"[8]","noteIndex":0},"citationItems":[{"id":"beydoun2020","uris":[],"itemData":{"id":"beydoun2020","type":"article-journal","title":"Clinical and bacterial markers of periodontitis and their association with incident all-cause and Alzheimer's disease dementia in a large national survey","author":[{"family":"BEYDOUN","given":"May A."},{"family":"BEYDOUN","given":"Hind A."},{"family":"WEISS","given":"Jordan"}],"container-title":"Journal of Alzheimer's Disease","issued":{"date-parts":[[2020]]},"volume":"75","issue":"1","page":"157--172","DOI":"10.3233/JAD-200064"}}],"schema":"https://github.com/citation-style-language/schema/raw/master/csl-citation.json"} </w:instrText>
       </w:r>
       <w:r>
         <w:fldChar w:fldCharType="separate"/>
@@ -1011,7 +1011,7 @@
         <w:fldChar w:fldCharType="begin"/>
       </w:r>
       <w:r>
-        <w:instrText xml:space="preserve"> ADDIN ZOTERO_ITEM CSL_CITATION {"citationID":"cCnkiCite006","properties":{"formattedCitation":"[9]","plainCitation":"[9]","noteIndex":0},"citationItems":[{"id":"beydoun2020","uris":[],"itemData":{"id":"beydoun2020","type":"article-journal","title":"Clinical and bacterial markers of periodontitis and their association with incident all-cause and Alzheimer's disease dementia in a large national survey","author":[{"family":"BEYDOUN","given":"May A."},{"family":"BEYDOUN","given":"Hind A."},{"family":"WEISS","given":"Jordan"}],"container-title":"Journal of Alzheimer's Disease","issued":{"date-parts":[[2020]]},"volume":"75","issue":"1","page":"157--172","DOI":"10.3233/JAD-200064"}}],"schema":"https://github.com/citation-style-language/schema/raw/master/csl-citation.json"} </w:instrText>
+        <w:instrText xml:space="preserve"> ADDIN ZOTERO_ITEM CSL_CITATION {"citationID":"cCnkiCite006","properties":{"formattedCitation":"[9]","plainCitation":"[9]","noteIndex":0},"citationItems":[{"id":"singhrao2014","uris":[],"itemData":{"id":"singhrao2014","type":"article-journal","title":"Porphyromonas gingivalis Periodontal Infection and Its Putative Links to Alzheimer's Disease","author":[{"family":"SINGHRAO","given":"StJohn K."},{"family":"HARDING","given":"Alice"},{"family":"POOLE","given":"Sim"}],"container-title":"Mediators of Inflammation","issued":{"date-parts":[[2014]]},"volume":"2014","page":"503527","DOI":"10.1155/2014/503527"}}],"schema":"https://github.com/citation-style-language/schema/raw/master/csl-citation.json"} </w:instrText>
       </w:r>
       <w:r>
         <w:fldChar w:fldCharType="separate"/>
@@ -1062,7 +1062,7 @@
         <w:fldChar w:fldCharType="begin"/>
       </w:r>
       <w:r>
-        <w:instrText xml:space="preserve"> ADDIN ZOTERO_ITEM CSL_CITATION {"citationID":"cCnkiCite007","properties":{"formattedCitation":"[10]","plainCitation":"[10]","noteIndex":0},"citationItems":[{"id":"qiuche2020","uris":[],"itemData":{"id":"qiuche2020","type":"article-journal","title":"牙周炎与阿尔茨海默病相关性的Meta分析","author":[{"family":"邱澈"},{"family":"周薇"},{"family":"史文涛"},{"family":"宋忠臣"}],"container-title":"上海口腔医学","issued":{"date-parts":[[2020]]},"volume":"29","issue":"6","page":"661--668"}}],"schema":"https://github.com/citation-style-language/schema/raw/master/csl-citation.json"} </w:instrText>
+        <w:instrText xml:space="preserve"> ADDIN ZOTERO_ITEM CSL_CITATION {"citationID":"cCnkiCite007","properties":{"formattedCitation":"[10]","plainCitation":"[10]","noteIndex":0},"citationItems":[{"id":"haditsch2020","uris":[],"itemData":{"id":"haditsch2020","type":"article-journal","title":"Gingipain inhibitors prevent Porphyromonas gingivalis-induced neurodegeneration and cognitive impairment","author":[{"family":"HADITSCH","given":"Ursula"},{"family":"ERMINI","given":"Florian"},{"family":"POTEMPA","given":"Jan"}],"container-title":"Journal of Alzheimer's Disease","issued":{"date-parts":[[2020]]},"volume":"76","issue":"2","page":"497--515","DOI":"10.3233/JAD-200288"}}],"schema":"https://github.com/citation-style-language/schema/raw/master/csl-citation.json"} </w:instrText>
       </w:r>
       <w:r>
         <w:fldChar w:fldCharType="separate"/>
@@ -1239,7 +1239,7 @@
         <w:fldChar w:fldCharType="begin"/>
       </w:r>
       <w:r>
-        <w:instrText xml:space="preserve"> ADDIN ZOTERO_ITEM CSL_CITATION {"citationID":"cCnkiCite008","properties":{"formattedCitation":"[11,12]","plainCitation":"[11,12]","noteIndex":0},"citationItems":[{"id":"olsen2015","uris":[],"itemData":{"id":"olsen2015","type":"article-journal","title":"Can Porphyromonas gingivalis invade the brain in Alzheimer's disease?","author":[{"family":"OLSEN","given":"Ingar"},{"family":"SINGHRAO","given":"StJohn K."}],"container-title":"Journal of Oral Microbiology","issued":{"date-parts":[[2015]]},"volume":"7","issue":"1","page":"29930","DOI":"10.3402/jom.v7.29930"}},{"id":"zhang2020","uris":[],"itemData":{"id":"zhang2020","type":"article-journal","title":"口腔微生物种群与阿尔茨海默病相关发病机制的研究进展","author":[{"family":"张明爽"},{"family":"巴特"},{"family":"王文标"}],"container-title":"国际口腔医学杂志","issued":{"date-parts":[[2020]]},"volume":"47","issue":"1","page":"102--108","DOI":"10.7518/gjkq.2020.01.016"}}],"schema":"https://github.com/citation-style-language/schema/raw/master/csl-citation.json"} </w:instrText>
+        <w:instrText xml:space="preserve"> ADDIN ZOTERO_ITEM CSL_CITATION {"citationID":"cCnkiCite008","properties":{"formattedCitation":"[11,12]","plainCitation":"[11,12]","noteIndex":0},"citationItems":[{"id":"liyihan2018","uris":[],"itemData":{"id":"liyihan2018","type":"article-journal","title":"牙周病与阿尔茨海默症的关系","author":[{"family":"李一涵"},{"family":"潘兰兰"}],"container-title":"国际口腔医学杂志","issued":{"date-parts":[[2018]]},"volume":"45","issue":"3","page":"335--339","DOI":"10.7518/gjkq.2018.03.017"}},{"id":"qiuche2020","uris":[],"itemData":{"id":"qiuche2020","type":"article-journal","title":"牙周炎与阿尔茨海默病相关性的Meta分析","author":[{"family":"邱澈"},{"family":"周薇"},{"family":"史文涛"},{"family":"宋忠臣"}],"container-title":"上海口腔医学","issued":{"date-parts":[[2020]]},"volume":"29","issue":"6","page":"661--668"}}],"schema":"https://github.com/citation-style-language/schema/raw/master/csl-citation.json"} </w:instrText>
       </w:r>
       <w:r>
         <w:fldChar w:fldCharType="separate"/>
@@ -1337,7 +1337,7 @@
         <w:fldChar w:fldCharType="begin"/>
       </w:r>
       <w:r>
-        <w:instrText xml:space="preserve"> ADDIN ZOTERO_ITEM CSL_CITATION {"citationID":"cCnkiCite009","properties":{"formattedCitation":"[5]","plainCitation":"[5]","noteIndex":0},"citationItems":[{"id":"menghuanxin2020","uris":[],"itemData":{"id":"menghuanxin2020","type":"book","title":"牙周病学","author":[{"family":"孟焕新"}],"issued":{"date-parts":[[2020]]},"page":"120--135","publisher":"人民卫生出版社","publisher-place":"北京"}}],"schema":"https://github.com/citation-style-language/schema/raw/master/csl-citation.json"} </w:instrText>
+        <w:instrText xml:space="preserve"> ADDIN ZOTERO_ITEM CSL_CITATION {"citationID":"cCnkiCite009","properties":{"formattedCitation":"[5]","plainCitation":"[5]","noteIndex":0},"citationItems":[{"id":"olsen2015","uris":[],"itemData":{"id":"olsen2015","type":"article-journal","title":"Can Porphyromonas gingivalis invade the brain in Alzheimer's disease?","author":[{"family":"OLSEN","given":"Ingar"},{"family":"SINGHRAO","given":"StJohn K."}],"container-title":"Journal of Oral Microbiology","issued":{"date-parts":[[2015]]},"volume":"7","issue":"1","page":"29930","DOI":"10.3402/jom.v7.29930"}}],"schema":"https://github.com/citation-style-language/schema/raw/master/csl-citation.json"} </w:instrText>
       </w:r>
       <w:r>
         <w:fldChar w:fldCharType="separate"/>
@@ -2127,7 +2127,7 @@
         <w:fldChar w:fldCharType="begin"/>
       </w:r>
       <w:r>
-        <w:instrText xml:space="preserve"> ADDIN ZOTERO_ITEM CSL_CITATION {"citationID":"cCnkiCite012","properties":{"formattedCitation":"[13]","plainCitation":"[13]","noteIndex":0},"citationItems":[{"id":"haditsch2020","uris":[],"itemData":{"id":"haditsch2020","type":"article-journal","title":"Gingipain inhibitors prevent Porphyromonas gingivalis-induced neurodegeneration and cognitive impairment","author":[{"family":"HADITSCH","given":"Ursula"},{"family":"ERMINI","given":"Florian"},{"family":"POTEMPA","given":"Jan"}],"container-title":"Journal of Alzheimer's Disease","issued":{"date-parts":[[2020]]},"volume":"76","issue":"2","page":"497--515","DOI":"10.3233/JAD-200288"}}],"schema":"https://github.com/citation-style-language/schema/raw/master/csl-citation.json"} </w:instrText>
+        <w:instrText xml:space="preserve"> ADDIN ZOTERO_ITEM CSL_CITATION {"citationID":"cCnkiCite012","properties":{"formattedCitation":"[13]","plainCitation":"[13]","noteIndex":0},"citationItems":[{"id":"pan2021","uris":[],"itemData":{"id":"pan2021","type":"article-journal","title":"牙周炎与阿尔茨海默病相关性研究进展","author":[{"family":"潘春玲"},{"family":"束蓉"}],"container-title":"中华口腔医学杂志","issued":{"date-parts":[[2021]]},"volume":"56","issue":"4","page":"405--410","DOI":"10.3760/cma.j.cn112144-20201026-00539"}}],"schema":"https://github.com/citation-style-language/schema/raw/master/csl-citation.json"} </w:instrText>
       </w:r>
       <w:r>
         <w:fldChar w:fldCharType="separate"/>
@@ -2259,7 +2259,7 @@
         <w:fldChar w:fldCharType="begin"/>
       </w:r>
       <w:r>
-        <w:instrText xml:space="preserve"> ADDIN ZOTERO_ITEM CSL_CITATION {"citationID":"cCnkiCite013","properties":{"formattedCitation":"[2,6]","plainCitation":"[2,6]","noteIndex":0},"citationItems":[{"id":"pan2021","uris":[],"itemData":{"id":"pan2021","type":"article-journal","title":"牙周炎与阿尔茨海默病相关性研究进展","author":[{"family":"潘春玲"},{"family":"束蓉"}],"container-title":"中华口腔医学杂志","issued":{"date-parts":[[2021]]},"volume":"56","issue":"4","page":"405--410","DOI":"10.3760/cma.j.cn112144-20201026-00539"}},{"id":"ren2024","uris":[],"itemData":{"id":"ren2024","type":"article-journal","title":"牙龈卟啉单胞菌与阿尔茨海默病相关性致病机制","author":[{"family":"任欢"},{"family":"乔新"},{"family":"王峥"},{"family":"杨德琴"}],"container-title":"微生物学通报","issued":{"date-parts":[[2024]]},"volume":"51","issue":"11","page":"4359--4369","DOI":"10.13344/j.microbiol.china.240148"}}],"schema":"https://github.com/citation-style-language/schema/raw/master/csl-citation.json"} </w:instrText>
+        <w:instrText xml:space="preserve"> ADDIN ZOTERO_ITEM CSL_CITATION {"citationID":"cCnkiCite013","properties":{"formattedCitation":"[2,6]","plainCitation":"[2,6]","noteIndex":0},"citationItems":[{"id":"ren2024","uris":[],"itemData":{"id":"ren2024","type":"article-journal","title":"牙龈卟啉单胞菌与阿尔茨海默病相关性致病机制","author":[{"family":"任欢"},{"family":"乔新"},{"family":"王峥"},{"family":"杨德琴"}],"container-title":"微生物学通报","issued":{"date-parts":[[2024]]},"volume":"51","issue":"11","page":"4359--4369","DOI":"10.13344/j.microbiol.china.240148"}},{"id":"ilievski2018","uris":[],"itemData":{"id":"ilievski2018","type":"article-journal","title":"Chronic oral application of a periodontal pathogen results in brain inflammation, neurodegeneration and amyloid beta production in wild type mice","author":[{"family":"ILIEVSKI","given":"Vladimir"},{"family":"ZUCHOWSKA","given":"Paulina K."},{"family":"GREEN","given":"Stefan J."}],"container-title":"PLoS ONE","issued":{"date-parts":[[2018]]},"volume":"13","issue":"10","page":"e0204941","DOI":"10.1371/journal.pone.0204941"}}],"schema":"https://github.com/citation-style-language/schema/raw/master/csl-citation.json"} </w:instrText>
       </w:r>
       <w:r>
         <w:fldChar w:fldCharType="separate"/>
@@ -2565,7 +2565,7 @@
         <w:fldChar w:fldCharType="begin"/>
       </w:r>
       <w:r>
-        <w:instrText xml:space="preserve"> ADDIN ZOTERO_ITEM CSL_CITATION {"citationID":"cCnkiCite015","properties":{"formattedCitation":"[1,11]","plainCitation":"[1,11]","noteIndex":0},"citationItems":[{"id":"olsen2015","uris":[],"itemData":{"id":"olsen2015","type":"article-journal","title":"Can Porphyromonas gingivalis invade the brain in Alzheimer's disease?","author":[{"family":"OLSEN","given":"Ingar"},{"family":"SINGHRAO","given":"StJohn K."}],"container-title":"Journal of Oral Microbiology","issued":{"date-parts":[[2015]]},"volume":"7","issue":"1","page":"29930","DOI":"10.3402/jom.v7.29930"}},{"id":"dominy2019","uris":[],"itemData":{"id":"dominy2019","type":"article-journal","title":"Porphyromonas gingivalis in Alzheimer's disease brains: Evidence for disease causation and treatment with small-molecule inhibitors","author":[{"family":"DOMINY","given":"Stephen S."},{"family":"LYNCH","given":"Casey"},{"family":"ERMINI","given":"Florian"},{"family":"POTEMPA","given":"Jan"}],"container-title":"Science Advances","issued":{"date-parts":[[2019]]},"volume":"5","issue":"1","page":"eaau3333","DOI":"10.1126/sciadv.aau3333"}}],"schema":"https://github.com/citation-style-language/schema/raw/master/csl-citation.json"} </w:instrText>
+        <w:instrText xml:space="preserve"> ADDIN ZOTERO_ITEM CSL_CITATION {"citationID":"cCnkiCite015","properties":{"formattedCitation":"[1,11]","plainCitation":"[1,11]","noteIndex":0},"citationItems":[{"id":"dominy2019","uris":[],"itemData":{"id":"dominy2019","type":"article-journal","title":"Porphyromonas gingivalis in Alzheimer's disease brains: Evidence for disease causation and treatment with small-molecule inhibitors","author":[{"family":"DOMINY","given":"Stephen S."},{"family":"LYNCH","given":"Casey"},{"family":"ERMINI","given":"Florian"},{"family":"POTEMPA","given":"Jan"}],"container-title":"Science Advances","issued":{"date-parts":[[2019]]},"volume":"5","issue":"1","page":"eaau3333","DOI":"10.1126/sciadv.aau3333"}},{"id":"liyihan2018","uris":[],"itemData":{"id":"liyihan2018","type":"article-journal","title":"牙周病与阿尔茨海默症的关系","author":[{"family":"李一涵"},{"family":"潘兰兰"}],"container-title":"国际口腔医学杂志","issued":{"date-parts":[[2018]]},"volume":"45","issue":"3","page":"335--339","DOI":"10.7518/gjkq.2018.03.017"}}],"schema":"https://github.com/citation-style-language/schema/raw/master/csl-citation.json"} </w:instrText>
       </w:r>
       <w:r>
         <w:fldChar w:fldCharType="separate"/>
@@ -2673,7 +2673,7 @@
         <w:fldChar w:fldCharType="begin"/>
       </w:r>
       <w:r>
-        <w:instrText xml:space="preserve"> ADDIN ZOTERO_ITEM CSL_CITATION {"citationID":"cCnkiCite016","properties":{"formattedCitation":"[2,4]","plainCitation":"[2,4]","noteIndex":0},"citationItems":[{"id":"singhrao2014","uris":[],"itemData":{"id":"singhrao2014","type":"article-journal","title":"Porphyromonas gingivalis Periodontal Infection and Its Putative Links to Alzheimer's Disease","author":[{"family":"SINGHRAO","given":"StJohn K."},{"family":"HARDING","given":"Alice"},{"family":"POOLE","given":"Sim"}],"container-title":"Mediators of Inflammation","issued":{"date-parts":[[2014]]},"volume":"2014","page":"503527","DOI":"10.1155/2014/503527"}},{"id":"ren2024","uris":[],"itemData":{"id":"ren2024","type":"article-journal","title":"牙龈卟啉单胞菌与阿尔茨海默病相关性致病机制","author":[{"family":"任欢"},{"family":"乔新"},{"family":"王峥"},{"family":"杨德琴"}],"container-title":"微生物学通报","issued":{"date-parts":[[2024]]},"volume":"51","issue":"11","page":"4359--4369","DOI":"10.13344/j.microbiol.china.240148"}}],"schema":"https://github.com/citation-style-language/schema/raw/master/csl-citation.json"} </w:instrText>
+        <w:instrText xml:space="preserve"> ADDIN ZOTERO_ITEM CSL_CITATION {"citationID":"cCnkiCite016","properties":{"formattedCitation":"[2,4]","plainCitation":"[2,4]","noteIndex":0},"citationItems":[{"id":"ren2024","uris":[],"itemData":{"id":"ren2024","type":"article-journal","title":"牙龈卟啉单胞菌与阿尔茨海默病相关性致病机制","author":[{"family":"任欢"},{"family":"乔新"},{"family":"王峥"},{"family":"杨德琴"}],"container-title":"微生物学通报","issued":{"date-parts":[[2024]]},"volume":"51","issue":"11","page":"4359--4369","DOI":"10.13344/j.microbiol.china.240148"}},{"id":"kamer2008","uris":[],"itemData":{"id":"kamer2008","type":"article-journal","title":"Inflammation and Alzheimer's disease: possible role of periodontal diseases","author":[{"family":"KAMER","given":"Angela R."},{"family":"CRAIG","given":"Ronald G."},{"family":"DASANAYAKE","given":"Ananda P."}],"container-title":"Alzheimer's &amp; Dementia","issued":{"date-parts":[[2008]]},"volume":"4","issue":"4","page":"242--250","DOI":"10.1016/j.jalz.2007.08.004"}}],"schema":"https://github.com/citation-style-language/schema/raw/master/csl-citation.json"} </w:instrText>
       </w:r>
       <w:r>
         <w:fldChar w:fldCharType="separate"/>
@@ -2753,7 +2753,7 @@
         <w:fldChar w:fldCharType="begin"/>
       </w:r>
       <w:r>
-        <w:instrText xml:space="preserve"> ADDIN ZOTERO_ITEM CSL_CITATION {"citationID":"cCnkiCite017","properties":{"formattedCitation":"[4,11]","plainCitation":"[4,11]","noteIndex":0},"citationItems":[{"id":"singhrao2014","uris":[],"itemData":{"id":"singhrao2014","type":"article-journal","title":"Porphyromonas gingivalis Periodontal Infection and Its Putative Links to Alzheimer's Disease","author":[{"family":"SINGHRAO","given":"StJohn K."},{"family":"HARDING","given":"Alice"},{"family":"POOLE","given":"Sim"}],"container-title":"Mediators of Inflammation","issued":{"date-parts":[[2014]]},"volume":"2014","page":"503527","DOI":"10.1155/2014/503527"}},{"id":"olsen2015","uris":[],"itemData":{"id":"olsen2015","type":"article-journal","title":"Can Porphyromonas gingivalis invade the brain in Alzheimer's disease?","author":[{"family":"OLSEN","given":"Ingar"},{"family":"SINGHRAO","given":"StJohn K."}],"container-title":"Journal of Oral Microbiology","issued":{"date-parts":[[2015]]},"volume":"7","issue":"1","page":"29930","DOI":"10.3402/jom.v7.29930"}}],"schema":"https://github.com/citation-style-language/schema/raw/master/csl-citation.json"} </w:instrText>
+        <w:instrText xml:space="preserve"> ADDIN ZOTERO_ITEM CSL_CITATION {"citationID":"cCnkiCite017","properties":{"formattedCitation":"[4,11]","plainCitation":"[4,11]","noteIndex":0},"citationItems":[{"id":"kamer2008","uris":[],"itemData":{"id":"kamer2008","type":"article-journal","title":"Inflammation and Alzheimer's disease: possible role of periodontal diseases","author":[{"family":"KAMER","given":"Angela R."},{"family":"CRAIG","given":"Ronald G."},{"family":"DASANAYAKE","given":"Ananda P."}],"container-title":"Alzheimer's &amp; Dementia","issued":{"date-parts":[[2008]]},"volume":"4","issue":"4","page":"242--250","DOI":"10.1016/j.jalz.2007.08.004"}},{"id":"liyihan2018","uris":[],"itemData":{"id":"liyihan2018","type":"article-journal","title":"牙周病与阿尔茨海默症的关系","author":[{"family":"李一涵"},{"family":"潘兰兰"}],"container-title":"国际口腔医学杂志","issued":{"date-parts":[[2018]]},"volume":"45","issue":"3","page":"335--339","DOI":"10.7518/gjkq.2018.03.017"}}],"schema":"https://github.com/citation-style-language/schema/raw/master/csl-citation.json"} </w:instrText>
       </w:r>
       <w:r>
         <w:fldChar w:fldCharType="separate"/>
@@ -3232,7 +3232,7 @@
         <w:fldChar w:fldCharType="begin"/>
       </w:r>
       <w:r>
-        <w:instrText xml:space="preserve"> ADDIN ZOTERO_ITEM CSL_CITATION {"citationID":"cCnkiCite020","properties":{"formattedCitation":"[1,14]","plainCitation":"[1,14]","noteIndex":0},"citationItems":[{"id":"ilievski2018","uris":[],"itemData":{"id":"ilievski2018","type":"article-journal","title":"Chronic oral application of a periodontal pathogen results in brain inflammation, neurodegeneration and amyloid beta production in wild type mice","author":[{"family":"ILIEVSKI","given":"Vladimir"},{"family":"ZUCHOWSKA","given":"Paulina K."},{"family":"GREEN","given":"Stefan J."}],"container-title":"PLoS ONE","issued":{"date-parts":[[2018]]},"volume":"13","issue":"10","page":"e0204941","DOI":"10.1371/journal.pone.0204941"}},{"id":"dominy2019","uris":[],"itemData":{"id":"dominy2019","type":"article-journal","title":"Porphyromonas gingivalis in Alzheimer's disease brains: Evidence for disease causation and treatment with small-molecule inhibitors","author":[{"family":"DOMINY","given":"Stephen S."},{"family":"LYNCH","given":"Casey"},{"family":"ERMINI","given":"Florian"},{"family":"POTEMPA","given":"Jan"}],"container-title":"Science Advances","issued":{"date-parts":[[2019]]},"volume":"5","issue":"1","page":"eaau3333","DOI":"10.1126/sciadv.aau3333"}}],"schema":"https://github.com/citation-style-language/schema/raw/master/csl-citation.json"} </w:instrText>
+        <w:instrText xml:space="preserve"> ADDIN ZOTERO_ITEM CSL_CITATION {"citationID":"cCnkiCite020","properties":{"formattedCitation":"[1,14]","plainCitation":"[1,14]","noteIndex":0},"citationItems":[{"id":"dominy2019","uris":[],"itemData":{"id":"dominy2019","type":"article-journal","title":"Porphyromonas gingivalis in Alzheimer's disease brains: Evidence for disease causation and treatment with small-molecule inhibitors","author":[{"family":"DOMINY","given":"Stephen S."},{"family":"LYNCH","given":"Casey"},{"family":"ERMINI","given":"Florian"},{"family":"POTEMPA","given":"Jan"}],"container-title":"Science Advances","issued":{"date-parts":[[2019]]},"volume":"5","issue":"1","page":"eaau3333","DOI":"10.1126/sciadv.aau3333"}},{"id":"zhang2020","uris":[],"itemData":{"id":"zhang2020","type":"article-journal","title":"口腔微生物种群与阿尔茨海默病相关发病机制的研究进展","author":[{"family":"张明爽"},{"family":"巴特"},{"family":"王文标"}],"container-title":"国际口腔医学杂志","issued":{"date-parts":[[2020]]},"volume":"47","issue":"1","page":"102--108","DOI":"10.7518/gjkq.2020.01.016"}}],"schema":"https://github.com/citation-style-language/schema/raw/master/csl-citation.json"} </w:instrText>
       </w:r>
       <w:r>
         <w:fldChar w:fldCharType="separate"/>
@@ -3503,7 +3503,7 @@
         <w:fldChar w:fldCharType="begin"/>
       </w:r>
       <w:r>
-        <w:instrText xml:space="preserve"> ADDIN ZOTERO_ITEM CSL_CITATION {"citationID":"cCnkiCite023","properties":{"formattedCitation":"[13]","plainCitation":"[13]","noteIndex":0},"citationItems":[{"id":"haditsch2020","uris":[],"itemData":{"id":"haditsch2020","type":"article-journal","title":"Gingipain inhibitors prevent Porphyromonas gingivalis-induced neurodegeneration and cognitive impairment","author":[{"family":"HADITSCH","given":"Ursula"},{"family":"ERMINI","given":"Florian"},{"family":"POTEMPA","given":"Jan"}],"container-title":"Journal of Alzheimer's Disease","issued":{"date-parts":[[2020]]},"volume":"76","issue":"2","page":"497--515","DOI":"10.3233/JAD-200288"}}],"schema":"https://github.com/citation-style-language/schema/raw/master/csl-citation.json"} </w:instrText>
+        <w:instrText xml:space="preserve"> ADDIN ZOTERO_ITEM CSL_CITATION {"citationID":"cCnkiCite023","properties":{"formattedCitation":"[13]","plainCitation":"[13]","noteIndex":0},"citationItems":[{"id":"pan2021","uris":[],"itemData":{"id":"pan2021","type":"article-journal","title":"牙周炎与阿尔茨海默病相关性研究进展","author":[{"family":"潘春玲"},{"family":"束蓉"}],"container-title":"中华口腔医学杂志","issued":{"date-parts":[[2021]]},"volume":"56","issue":"4","page":"405--410","DOI":"10.3760/cma.j.cn112144-20201026-00539"}}],"schema":"https://github.com/citation-style-language/schema/raw/master/csl-citation.json"} </w:instrText>
       </w:r>
       <w:r>
         <w:fldChar w:fldCharType="separate"/>
@@ -3728,7 +3728,7 @@
         <w:fldChar w:fldCharType="begin"/>
       </w:r>
       <w:r>
-        <w:instrText xml:space="preserve"> ADDIN ZOTERO_ITEM CSL_CITATION {"citationID":"cCnkiCite025","properties":{"formattedCitation":"[2,13]","plainCitation":"[2,13]","noteIndex":0},"citationItems":[{"id":"ren2024","uris":[],"itemData":{"id":"ren2024","type":"article-journal","title":"牙龈卟啉单胞菌与阿尔茨海默病相关性致病机制","author":[{"family":"任欢"},{"family":"乔新"},{"family":"王峥"},{"family":"杨德琴"}],"container-title":"微生物学通报","issued":{"date-parts":[[2024]]},"volume":"51","issue":"11","page":"4359--4369","DOI":"10.13344/j.microbiol.china.240148"}},{"id":"haditsch2020","uris":[],"itemData":{"id":"haditsch2020","type":"article-journal","title":"Gingipain inhibitors prevent Porphyromonas gingivalis-induced neurodegeneration and cognitive impairment","author":[{"family":"HADITSCH","given":"Ursula"},{"family":"ERMINI","given":"Florian"},{"family":"POTEMPA","given":"Jan"}],"container-title":"Journal of Alzheimer's Disease","issued":{"date-parts":[[2020]]},"volume":"76","issue":"2","page":"497--515","DOI":"10.3233/JAD-200288"}}],"schema":"https://github.com/citation-style-language/schema/raw/master/csl-citation.json"} </w:instrText>
+        <w:instrText xml:space="preserve"> ADDIN ZOTERO_ITEM CSL_CITATION {"citationID":"cCnkiCite025","properties":{"formattedCitation":"[2,13]","plainCitation":"[2,13]","noteIndex":0},"citationItems":[{"id":"ren2024","uris":[],"itemData":{"id":"ren2024","type":"article-journal","title":"牙龈卟啉单胞菌与阿尔茨海默病相关性致病机制","author":[{"family":"任欢"},{"family":"乔新"},{"family":"王峥"},{"family":"杨德琴"}],"container-title":"微生物学通报","issued":{"date-parts":[[2024]]},"volume":"51","issue":"11","page":"4359--4369","DOI":"10.13344/j.microbiol.china.240148"}},{"id":"pan2021","uris":[],"itemData":{"id":"pan2021","type":"article-journal","title":"牙周炎与阿尔茨海默病相关性研究进展","author":[{"family":"潘春玲"},{"family":"束蓉"}],"container-title":"中华口腔医学杂志","issued":{"date-parts":[[2021]]},"volume":"56","issue":"4","page":"405--410","DOI":"10.3760/cma.j.cn112144-20201026-00539"}}],"schema":"https://github.com/citation-style-language/schema/raw/master/csl-citation.json"} </w:instrText>
       </w:r>
       <w:r>
         <w:fldChar w:fldCharType="separate"/>
@@ -3859,7 +3859,7 @@
         <w:fldChar w:fldCharType="begin"/>
       </w:r>
       <w:r>
-        <w:instrText xml:space="preserve"> ADDIN ZOTERO_ITEM CSL_CITATION {"citationID":"cCnkiCite026","properties":{"formattedCitation":"[6,15]","plainCitation":"[6,15]","noteIndex":0},"citationItems":[{"id":"poole2013","uris":[],"itemData":{"id":"poole2013","type":"article-journal","title":"Determining the presence of periodontopathic virulence factors in short-term postmortem Alzheimer's disease brain tissue","author":[{"family":"POOLE","given":"Sim K."},{"family":"SINGHRAO","given":"StJohn K."},{"family":"KESAVALU","given":"Lakshmyya"}],"container-title":"Journal of Alzheimer's Disease","issued":{"date-parts":[[2013]]},"volume":"36","issue":"4","page":"665--677","DOI":"10.3233/JAD-121918"}},{"id":"pan2021","uris":[],"itemData":{"id":"pan2021","type":"article-journal","title":"牙周炎与阿尔茨海默病相关性研究进展","author":[{"family":"潘春玲"},{"family":"束蓉"}],"container-title":"中华口腔医学杂志","issued":{"date-parts":[[2021]]},"volume":"56","issue":"4","page":"405--410","DOI":"10.3760/cma.j.cn112144-20201026-00539"}}],"schema":"https://github.com/citation-style-language/schema/raw/master/csl-citation.json"} </w:instrText>
+        <w:instrText xml:space="preserve"> ADDIN ZOTERO_ITEM CSL_CITATION {"citationID":"cCnkiCite026","properties":{"formattedCitation":"[6,15]","plainCitation":"[6,15]","noteIndex":0},"citationItems":[{"id":"ilievski2018","uris":[],"itemData":{"id":"ilievski2018","type":"article-journal","title":"Chronic oral application of a periodontal pathogen results in brain inflammation, neurodegeneration and amyloid beta production in wild type mice","author":[{"family":"ILIEVSKI","given":"Vladimir"},{"family":"ZUCHOWSKA","given":"Paulina K."},{"family":"GREEN","given":"Stefan J."}],"container-title":"PLoS ONE","issued":{"date-parts":[[2018]]},"volume":"13","issue":"10","page":"e0204941","DOI":"10.1371/journal.pone.0204941"}},{"id":"menghuanxin2020","uris":[],"itemData":{"id":"menghuanxin2020","type":"book","title":"牙周病学","author":[{"family":"孟焕新"}],"issued":{"date-parts":[[2020]]},"page":"120--135","publisher":"人民卫生出版社","publisher-place":"北京"}}],"schema":"https://github.com/citation-style-language/schema/raw/master/csl-citation.json"} </w:instrText>
       </w:r>
       <w:r>
         <w:fldChar w:fldCharType="separate"/>
@@ -4079,7 +4079,7 @@
         <w:fldChar w:fldCharType="begin"/>
       </w:r>
       <w:r>
-        <w:instrText xml:space="preserve"> ADDIN ZOTERO_ITEM CSL_CITATION {"citationID":"cCnkiCite028","properties":{"formattedCitation":"[3]","plainCitation":"[3]","noteIndex":0},"citationItems":[{"id":"kamer2008","uris":[],"itemData":{"id":"kamer2008","type":"article-journal","title":"Inflammation and Alzheimer's disease: possible role of periodontal diseases","author":[{"family":"KAMER","given":"Angela R."},{"family":"CRAIG","given":"Ronald G."},{"family":"DASANAYAKE","given":"Ananda P."}],"container-title":"Alzheimer's &amp; Dementia","issued":{"date-parts":[[2008]]},"volume":"4","issue":"4","page":"242--250","DOI":"10.1016/j.jalz.2007.08.004"}}],"schema":"https://github.com/citation-style-language/schema/raw/master/csl-citation.json"} </w:instrText>
+        <w:instrText xml:space="preserve"> ADDIN ZOTERO_ITEM CSL_CITATION {"citationID":"cCnkiCite028","properties":{"formattedCitation":"[3]","plainCitation":"[3]","noteIndex":0},"citationItems":[{"id":"poole2013","uris":[],"itemData":{"id":"poole2013","type":"article-journal","title":"Determining the presence of periodontopathic virulence factors in short-term postmortem Alzheimer's disease brain tissue","author":[{"family":"POOLE","given":"Sim K."},{"family":"SINGHRAO","given":"StJohn K."},{"family":"KESAVALU","given":"Lakshmyya"}],"container-title":"Journal of Alzheimer's Disease","issued":{"date-parts":[[2013]]},"volume":"36","issue":"4","page":"665--677","DOI":"10.3233/JAD-121918"}}],"schema":"https://github.com/citation-style-language/schema/raw/master/csl-citation.json"} </w:instrText>
       </w:r>
       <w:r>
         <w:fldChar w:fldCharType="separate"/>
@@ -4212,7 +4212,7 @@
         <w:fldChar w:fldCharType="begin"/>
       </w:r>
       <w:r>
-        <w:instrText xml:space="preserve"> ADDIN ZOTERO_ITEM CSL_CITATION {"citationID":"cCnkiCite029","properties":{"formattedCitation":"[3,6]","plainCitation":"[3,6]","noteIndex":0},"citationItems":[{"id":"kamer2008","uris":[],"itemData":{"id":"kamer2008","type":"article-journal","title":"Inflammation and Alzheimer's disease: possible role of periodontal diseases","author":[{"family":"KAMER","given":"Angela R."},{"family":"CRAIG","given":"Ronald G."},{"family":"DASANAYAKE","given":"Ananda P."}],"container-title":"Alzheimer's &amp; Dementia","issued":{"date-parts":[[2008]]},"volume":"4","issue":"4","page":"242--250","DOI":"10.1016/j.jalz.2007.08.004"}},{"id":"pan2021","uris":[],"itemData":{"id":"pan2021","type":"article-journal","title":"牙周炎与阿尔茨海默病相关性研究进展","author":[{"family":"潘春玲"},{"family":"束蓉"}],"container-title":"中华口腔医学杂志","issued":{"date-parts":[[2021]]},"volume":"56","issue":"4","page":"405--410","DOI":"10.3760/cma.j.cn112144-20201026-00539"}}],"schema":"https://github.com/citation-style-language/schema/raw/master/csl-citation.json"} </w:instrText>
+        <w:instrText xml:space="preserve"> ADDIN ZOTERO_ITEM CSL_CITATION {"citationID":"cCnkiCite029","properties":{"formattedCitation":"[3,6]","plainCitation":"[3,6]","noteIndex":0},"citationItems":[{"id":"poole2013","uris":[],"itemData":{"id":"poole2013","type":"article-journal","title":"Determining the presence of periodontopathic virulence factors in short-term postmortem Alzheimer's disease brain tissue","author":[{"family":"POOLE","given":"Sim K."},{"family":"SINGHRAO","given":"StJohn K."},{"family":"KESAVALU","given":"Lakshmyya"}],"container-title":"Journal of Alzheimer's Disease","issued":{"date-parts":[[2013]]},"volume":"36","issue":"4","page":"665--677","DOI":"10.3233/JAD-121918"}},{"id":"ilievski2018","uris":[],"itemData":{"id":"ilievski2018","type":"article-journal","title":"Chronic oral application of a periodontal pathogen results in brain inflammation, neurodegeneration and amyloid beta production in wild type mice","author":[{"family":"ILIEVSKI","given":"Vladimir"},{"family":"ZUCHOWSKA","given":"Paulina K."},{"family":"GREEN","given":"Stefan J."}],"container-title":"PLoS ONE","issued":{"date-parts":[[2018]]},"volume":"13","issue":"10","page":"e0204941","DOI":"10.1371/journal.pone.0204941"}}],"schema":"https://github.com/citation-style-language/schema/raw/master/csl-citation.json"} </w:instrText>
       </w:r>
       <w:r>
         <w:fldChar w:fldCharType="separate"/>
@@ -4299,7 +4299,7 @@
         <w:fldChar w:fldCharType="begin"/>
       </w:r>
       <w:r>
-        <w:instrText xml:space="preserve"> ADDIN ZOTERO_ITEM CSL_CITATION {"citationID":"cCnkiCite030","properties":{"formattedCitation":"[4,12]","plainCitation":"[4,12]","noteIndex":0},"citationItems":[{"id":"singhrao2014","uris":[],"itemData":{"id":"singhrao2014","type":"article-journal","title":"Porphyromonas gingivalis Periodontal Infection and Its Putative Links to Alzheimer's Disease","author":[{"family":"SINGHRAO","given":"StJohn K."},{"family":"HARDING","given":"Alice"},{"family":"POOLE","given":"Sim"}],"container-title":"Mediators of Inflammation","issued":{"date-parts":[[2014]]},"volume":"2014","page":"503527","DOI":"10.1155/2014/503527"}},{"id":"zhang2020","uris":[],"itemData":{"id":"zhang2020","type":"article-journal","title":"口腔微生物种群与阿尔茨海默病相关发病机制的研究进展","author":[{"family":"张明爽"},{"family":"巴特"},{"family":"王文标"}],"container-title":"国际口腔医学杂志","issued":{"date-parts":[[2020]]},"volume":"47","issue":"1","page":"102--108","DOI":"10.7518/gjkq.2020.01.016"}}],"schema":"https://github.com/citation-style-language/schema/raw/master/csl-citation.json"} </w:instrText>
+        <w:instrText xml:space="preserve"> ADDIN ZOTERO_ITEM CSL_CITATION {"citationID":"cCnkiCite030","properties":{"formattedCitation":"[4,12]","plainCitation":"[4,12]","noteIndex":0},"citationItems":[{"id":"kamer2008","uris":[],"itemData":{"id":"kamer2008","type":"article-journal","title":"Inflammation and Alzheimer's disease: possible role of periodontal diseases","author":[{"family":"KAMER","given":"Angela R."},{"family":"CRAIG","given":"Ronald G."},{"family":"DASANAYAKE","given":"Ananda P."}],"container-title":"Alzheimer's &amp; Dementia","issued":{"date-parts":[[2008]]},"volume":"4","issue":"4","page":"242--250","DOI":"10.1016/j.jalz.2007.08.004"}},{"id":"qiuche2020","uris":[],"itemData":{"id":"qiuche2020","type":"article-journal","title":"牙周炎与阿尔茨海默病相关性的Meta分析","author":[{"family":"邱澈"},{"family":"周薇"},{"family":"史文涛"},{"family":"宋忠臣"}],"container-title":"上海口腔医学","issued":{"date-parts":[[2020]]},"volume":"29","issue":"6","page":"661--668"}}],"schema":"https://github.com/citation-style-language/schema/raw/master/csl-citation.json"} </w:instrText>
       </w:r>
       <w:r>
         <w:fldChar w:fldCharType="separate"/>
@@ -4912,7 +4912,7 @@
         <w:fldChar w:fldCharType="begin"/>
       </w:r>
       <w:r>
-        <w:instrText xml:space="preserve"> ADDIN ZOTERO_ITEM CSL_CITATION {"citationID":"cCnkiCite031","properties":{"formattedCitation":"[5,6]","plainCitation":"[5,6]","noteIndex":0},"citationItems":[{"id":"pan2021","uris":[],"itemData":{"id":"pan2021","type":"article-journal","title":"牙周炎与阿尔茨海默病相关性研究进展","author":[{"family":"潘春玲"},{"family":"束蓉"}],"container-title":"中华口腔医学杂志","issued":{"date-parts":[[2021]]},"volume":"56","issue":"4","page":"405--410","DOI":"10.3760/cma.j.cn112144-20201026-00539"}},{"id":"menghuanxin2020","uris":[],"itemData":{"id":"menghuanxin2020","type":"book","title":"牙周病学","author":[{"family":"孟焕新"}],"issued":{"date-parts":[[2020]]},"page":"120--135","publisher":"人民卫生出版社","publisher-place":"北京"}}],"schema":"https://github.com/citation-style-language/schema/raw/master/csl-citation.json"} </w:instrText>
+        <w:instrText xml:space="preserve"> ADDIN ZOTERO_ITEM CSL_CITATION {"citationID":"cCnkiCite031","properties":{"formattedCitation":"[5,6]","plainCitation":"[5,6]","noteIndex":0},"citationItems":[{"id":"olsen2015","uris":[],"itemData":{"id":"olsen2015","type":"article-journal","title":"Can Porphyromonas gingivalis invade the brain in Alzheimer's disease?","author":[{"family":"OLSEN","given":"Ingar"},{"family":"SINGHRAO","given":"StJohn K."}],"container-title":"Journal of Oral Microbiology","issued":{"date-parts":[[2015]]},"volume":"7","issue":"1","page":"29930","DOI":"10.3402/jom.v7.29930"}},{"id":"ilievski2018","uris":[],"itemData":{"id":"ilievski2018","type":"article-journal","title":"Chronic oral application of a periodontal pathogen results in brain inflammation, neurodegeneration and amyloid beta production in wild type mice","author":[{"family":"ILIEVSKI","given":"Vladimir"},{"family":"ZUCHOWSKA","given":"Paulina K."},{"family":"GREEN","given":"Stefan J."}],"container-title":"PLoS ONE","issued":{"date-parts":[[2018]]},"volume":"13","issue":"10","page":"e0204941","DOI":"10.1371/journal.pone.0204941"}}],"schema":"https://github.com/citation-style-language/schema/raw/master/csl-citation.json"} </w:instrText>
       </w:r>
       <w:r>
         <w:fldChar w:fldCharType="separate"/>
@@ -5120,7 +5120,7 @@
         <w:fldChar w:fldCharType="begin"/>
       </w:r>
       <w:r>
-        <w:instrText xml:space="preserve"> ADDIN ZOTERO_ITEM CSL_CITATION {"citationID":"cCnkiCite033","properties":{"formattedCitation":"[1,13]","plainCitation":"[1,13]","noteIndex":0},"citationItems":[{"id":"dominy2019","uris":[],"itemData":{"id":"dominy2019","type":"article-journal","title":"Porphyromonas gingivalis in Alzheimer's disease brains: Evidence for disease causation and treatment with small-molecule inhibitors","author":[{"family":"DOMINY","given":"Stephen S."},{"family":"LYNCH","given":"Casey"},{"family":"ERMINI","given":"Florian"},{"family":"POTEMPA","given":"Jan"}],"container-title":"Science Advances","issued":{"date-parts":[[2019]]},"volume":"5","issue":"1","page":"eaau3333","DOI":"10.1126/sciadv.aau3333"}},{"id":"haditsch2020","uris":[],"itemData":{"id":"haditsch2020","type":"article-journal","title":"Gingipain inhibitors prevent Porphyromonas gingivalis-induced neurodegeneration and cognitive impairment","author":[{"family":"HADITSCH","given":"Ursula"},{"family":"ERMINI","given":"Florian"},{"family":"POTEMPA","given":"Jan"}],"container-title":"Journal of Alzheimer's Disease","issued":{"date-parts":[[2020]]},"volume":"76","issue":"2","page":"497--515","DOI":"10.3233/JAD-200288"}}],"schema":"https://github.com/citation-style-language/schema/raw/master/csl-citation.json"} </w:instrText>
+        <w:instrText xml:space="preserve"> ADDIN ZOTERO_ITEM CSL_CITATION {"citationID":"cCnkiCite033","properties":{"formattedCitation":"[1,13]","plainCitation":"[1,13]","noteIndex":0},"citationItems":[{"id":"dominy2019","uris":[],"itemData":{"id":"dominy2019","type":"article-journal","title":"Porphyromonas gingivalis in Alzheimer's disease brains: Evidence for disease causation and treatment with small-molecule inhibitors","author":[{"family":"DOMINY","given":"Stephen S."},{"family":"LYNCH","given":"Casey"},{"family":"ERMINI","given":"Florian"},{"family":"POTEMPA","given":"Jan"}],"container-title":"Science Advances","issued":{"date-parts":[[2019]]},"volume":"5","issue":"1","page":"eaau3333","DOI":"10.1126/sciadv.aau3333"}},{"id":"pan2021","uris":[],"itemData":{"id":"pan2021","type":"article-journal","title":"牙周炎与阿尔茨海默病相关性研究进展","author":[{"family":"潘春玲"},{"family":"束蓉"}],"container-title":"中华口腔医学杂志","issued":{"date-parts":[[2021]]},"volume":"56","issue":"4","page":"405--410","DOI":"10.3760/cma.j.cn112144-20201026-00539"}}],"schema":"https://github.com/citation-style-language/schema/raw/master/csl-citation.json"} </w:instrText>
       </w:r>
       <w:r>
         <w:fldChar w:fldCharType="separate"/>
